--- a/docs/SearchPlus_Implementacoes_2026-08-31.docx
+++ b/docs/SearchPlus_Implementacoes_2026-08-31.docx
@@ -327,7 +327,7 @@
           </w:p>
           <w:p>
             <w:pPr>
-              <w:spacing w:before="120" w:after="40"/>
+              <w:spacing w:before="120" w:after="0"/>
               <w:jc w:val="center"/>
             </w:pPr>
             <w:r>
@@ -357,7 +357,7 @@
           </w:p>
           <w:p>
             <w:pPr>
-              <w:spacing w:before="800" w:after="40"/>
+              <w:spacing w:before="720" w:after="40"/>
               <w:jc w:val="center"/>
             </w:pPr>
             <w:r>
@@ -380,14 +380,14 @@
                 <w:rFonts w:ascii="Calibri" w:hAnsi="Calibri"/>
                 <w:b w:val="0"/>
                 <w:color w:val="94A3B8"/>
-                <w:sz w:val="21"/>
+                <w:sz w:val="19"/>
               </w:rPr>
               <w:t>338 requisitos · 799 testes automatizados</w:t>
             </w:r>
           </w:p>
           <w:p>
             <w:pPr>
-              <w:spacing w:before="0" w:after="0"/>
+              <w:spacing w:before="0" w:after="40"/>
               <w:jc w:val="center"/>
             </w:pPr>
             <w:r>
@@ -4882,7 +4882,7 @@
     <w:pPr>
       <w:keepNext/>
       <w:keepLines/>
-      <w:spacing w:before="360" w:after="120"/>
+      <w:spacing w:before="320" w:after="120"/>
       <w:outlineLvl w:val="0"/>
     </w:pPr>
     <w:rPr>
@@ -4906,7 +4906,7 @@
     <w:pPr>
       <w:keepNext/>
       <w:keepLines/>
-      <w:spacing w:before="360" w:after="120"/>
+      <w:spacing w:before="320" w:after="120"/>
       <w:outlineLvl w:val="1"/>
     </w:pPr>
     <w:rPr>
@@ -4930,14 +4930,15 @@
     <w:pPr>
       <w:keepNext/>
       <w:keepLines/>
-      <w:spacing w:before="200" w:after="0"/>
+      <w:spacing w:before="320" w:after="120"/>
       <w:outlineLvl w:val="2"/>
     </w:pPr>
     <w:rPr>
-      <w:rFonts w:asciiTheme="majorHAnsi" w:eastAsiaTheme="majorEastAsia" w:hAnsiTheme="majorHAnsi" w:cstheme="majorBidi"/>
+      <w:rFonts w:asciiTheme="majorHAnsi" w:eastAsiaTheme="majorEastAsia" w:hAnsiTheme="majorHAnsi" w:cstheme="majorBidi" w:ascii="Calibri" w:hAnsi="Calibri"/>
       <w:b/>
       <w:bCs/>
-      <w:color w:val="4F81BD" w:themeColor="accent1"/>
+      <w:color w:val="000000"/>
+      <w:sz w:val="22"/>
     </w:rPr>
   </w:style>
   <w:style w:type="paragraph" w:styleId="Heading4">
